--- a/01-politicas/POL-SGSI-09 - Política de gestión de vulnerabilidades.docx
+++ b/01-politicas/POL-SGSI-09 - Política de gestión de vulnerabilidades.docx
@@ -2498,6 +2498,23 @@
         </w:rPr>
         <w:t>7. Documentos relacionados</w:t>
       </w:r>
+    </w:p>
+    <w:p>
+      <w:r>
+        <w:rPr>
+          <w:b/>
+        </w:rPr>
+        <w:t xml:space="preserve">Procedimiento(s) vinculado(s): </w:t>
+      </w:r>
+      <w:hyperlink r:id="rIdLnk1" w:history="1">
+        <w:r>
+          <w:rPr>
+            <w:color w:val="0563C1"/>
+            <w:u w:val="single"/>
+          </w:rPr>
+          <w:t xml:space="preserve">PROC-SGSI-11 — Procedimiento de escaneo de vulnerabilidades</w:t>
+        </w:r>
+      </w:hyperlink>
     </w:p>
     <w:p xmlns:wp14="http://schemas.microsoft.com/office/word/2010/wordml" wp14:paraId="4360C239" wp14:textId="3E242991">
       <w:pPr>

--- a/01-politicas/POL-SGSI-09 - Política de gestión de vulnerabilidades.docx
+++ b/01-politicas/POL-SGSI-09 - Política de gestión de vulnerabilidades.docx
@@ -2513,6 +2513,18 @@
             <w:u w:val="single"/>
           </w:rPr>
           <w:t xml:space="preserve">PROC-SGSI-11 — Procedimiento de escaneo de vulnerabilidades</w:t>
+        </w:r>
+      </w:hyperlink>
+      <w:r>
+        <w:t xml:space="preserve"> · </w:t>
+      </w:r>
+      <w:hyperlink r:id="rIdLnkB1" w:history="1">
+        <w:r>
+          <w:rPr>
+            <w:color w:val="0563C1"/>
+            <w:u w:val="single"/>
+          </w:rPr>
+          <w:t xml:space="preserve">PROC-SGSI-15 — Procedimiento de desarrollo seguro (SDLC)</w:t>
         </w:r>
       </w:hyperlink>
     </w:p>
